--- a/slides/20261001_FD_Meikai_2_genai-workshop/work/docx/テーマ3_創る.docx
+++ b/slides/20261001_FD_Meikai_2_genai-workshop/work/docx/テーマ3_創る.docx
@@ -953,6 +953,18 @@
     </w:p>
     <w:p>
       <w:pPr>
+        <w:spacing w:after="80"/>
+      </w:pPr>
+      <w:r>
+        <w:rPr>
+          <w:rFonts w:ascii="Yu Gothic" w:hAnsi="Yu Gothic" w:eastAsia="Yu Gothic"/>
+          <w:sz w:val="21"/>
+        </w:rPr>
+        <w:t>実在の学生・顧客・取引の当事者・物件・会社の情報は、どの画面にも入力しません。例が必要なときは、架空の設定で行います。</w:t>
+      </w:r>
+    </w:p>
+    <w:p>
+      <w:pPr>
         <w:keepNext/>
         <w:spacing w:before="280" w:after="80"/>
       </w:pPr>
@@ -1819,6 +1831,31 @@
           <w:rFonts w:ascii="Yu Gothic" w:hAnsi="Yu Gothic" w:eastAsia="Yu Gothic"/>
           <w:sz w:val="21"/>
         </w:rPr>
+        <w:t>→ 英語の授業で使うときは、「# 答え方の決まり」の最後に次の1行を足しておきます。</w:t>
+      </w:r>
+    </w:p>
+    <w:p>
+      <w:pPr>
+        <w:spacing w:after="80"/>
+      </w:pPr>
+      <w:r>
+        <w:rPr>
+          <w:rFonts w:ascii="Consolas" w:hAnsi="Consolas" w:eastAsia="Consolas"/>
+          <w:color w:val="004D45"/>
+          <w:sz w:val="21"/>
+        </w:rPr>
+        <w:t>・英語で話してください。相手が日本語で話しかけてきたときも、英語で返してください。</w:t>
+      </w:r>
+    </w:p>
+    <w:p>
+      <w:pPr>
+        <w:spacing w:after="80"/>
+      </w:pPr>
+      <w:r>
+        <w:rPr>
+          <w:rFonts w:ascii="Yu Gothic" w:hAnsi="Yu Gothic" w:eastAsia="Yu Gothic"/>
+          <w:sz w:val="21"/>
+        </w:rPr>
         <w:t>⑥ 画面の右側にある試し打ちの欄に、次の1行を入れて送ります。</w:t>
       </w:r>
     </w:p>
@@ -1900,6 +1937,18 @@
           <w:sz w:val="21"/>
         </w:rPr>
         <w:t>⑧ 学生に配るときは、Gem の一覧で ［共有］ を押し、範囲は「組織内」、権限は「閲覧者」を選んで、［リンクをコピー］ を押します。</w:t>
+      </w:r>
+    </w:p>
+    <w:p>
+      <w:pPr>
+        <w:spacing w:after="80"/>
+      </w:pPr>
+      <w:r>
+        <w:rPr>
+          <w:rFonts w:ascii="Yu Gothic" w:hAnsi="Yu Gothic" w:eastAsia="Yu Gothic"/>
+          <w:sz w:val="21"/>
+        </w:rPr>
+        <w:t>→ 「編集者」にすると、学生が指示文を書き換えられます。学生に配るときは「閲覧者」のままにしてください。</w:t>
       </w:r>
     </w:p>
     <w:p>
@@ -2313,7 +2362,7 @@
           <w:rFonts w:ascii="Consolas" w:hAnsi="Consolas" w:eastAsia="Consolas"/>
           <w:sz w:val="19"/>
         </w:rPr>
-        <w:t>5. この課題でのAIの使い方（使ってよい場面／使わない場面／使ったことをどう書くか）</w:t>
+        <w:t>5. この課題でのAIの使い方（使ってよい場面／使わない場面／使ったことをどう書くか／AIの答えを事実として扱わず、自分で確かめること／実在の人物・物件・会社の情報を入力しないこと）</w:t>
         <w:br/>
       </w:r>
       <w:r>
@@ -3070,6 +3119,82 @@
           </w:p>
         </w:tc>
       </w:tr>
+      <w:tr>
+        <w:tc>
+          <w:tcPr>
+            <w:tcW w:type="dxa" w:w="4819"/>
+          </w:tcPr>
+          <w:p>
+            <w:pPr>
+              <w:spacing w:before="40" w:after="40"/>
+            </w:pPr>
+            <w:r/>
+            <w:r>
+              <w:rPr>
+                <w:rFonts w:ascii="Yu Gothic" w:hAnsi="Yu Gothic" w:eastAsia="Yu Gothic"/>
+                <w:sz w:val="19"/>
+              </w:rPr>
+              <w:t>Gem の一覧に、作った Gem が出ない</w:t>
+            </w:r>
+          </w:p>
+        </w:tc>
+        <w:tc>
+          <w:tcPr>
+            <w:tcW w:type="dxa" w:w="4819"/>
+          </w:tcPr>
+          <w:p>
+            <w:pPr>
+              <w:spacing w:before="40" w:after="40"/>
+            </w:pPr>
+            <w:r/>
+            <w:r>
+              <w:rPr>
+                <w:rFonts w:ascii="Yu Gothic" w:hAnsi="Yu Gothic" w:eastAsia="Yu Gothic"/>
+                <w:sz w:val="19"/>
+              </w:rPr>
+              <w:t>［保存］を押していないことが多いです。もう一度作成画面に戻り、［保存］を押します。それでも出ないときは、ブラウザの画面を再読み込みします</w:t>
+            </w:r>
+          </w:p>
+        </w:tc>
+      </w:tr>
+      <w:tr>
+        <w:tc>
+          <w:tcPr>
+            <w:tcW w:type="dxa" w:w="4819"/>
+          </w:tcPr>
+          <w:p>
+            <w:pPr>
+              <w:spacing w:before="40" w:after="40"/>
+            </w:pPr>
+            <w:r/>
+            <w:r>
+              <w:rPr>
+                <w:rFonts w:ascii="Yu Gothic" w:hAnsi="Yu Gothic" w:eastAsia="Yu Gothic"/>
+                <w:sz w:val="19"/>
+              </w:rPr>
+              <w:t>ボタンや欄が、この紙と違う名前で出ている</w:t>
+            </w:r>
+          </w:p>
+        </w:tc>
+        <w:tc>
+          <w:tcPr>
+            <w:tcW w:type="dxa" w:w="4819"/>
+          </w:tcPr>
+          <w:p>
+            <w:pPr>
+              <w:spacing w:before="40" w:after="40"/>
+            </w:pPr>
+            <w:r/>
+            <w:r>
+              <w:rPr>
+                <w:rFonts w:ascii="Yu Gothic" w:hAnsi="Yu Gothic" w:eastAsia="Yu Gothic"/>
+                <w:sz w:val="19"/>
+              </w:rPr>
+              <w:t>名前が違っても、同じはたらきの場所です。近い名前のものを押してください</w:t>
+            </w:r>
+          </w:p>
+        </w:tc>
+      </w:tr>
     </w:tbl>
     <w:p>
       <w:pPr>
